--- a/docs/wes2/Next fix bb3 notes, plus circuits.docx
+++ b/docs/wes2/Next fix bb3 notes, plus circuits.docx
@@ -16,46 +16,6 @@
         <w:t>Dup signature and smart progression working together</w:t>
       </w:r>
     </w:p>
-    <w:p/>
-    <w:p>
-      <w:r>
-        <w:t xml:space="preserve">Can we add video capacity per set inside WES2? </w:t>
-      </w:r>
-      <w:proofErr w:type="gramStart"/>
-      <w:r>
-        <w:t>So</w:t>
-      </w:r>
-      <w:proofErr w:type="gramEnd"/>
-      <w:r>
-        <w:t xml:space="preserve"> an option to open device camera to film a set appears to the right of the add note icon, as a video camera icon. Tapping opens the device camera and enables filming of the set without leaving GoodLift. Immediately after recording, editing is opened, and the standard editing options of the device are shown, most importantly the ability to very easily trim the video to the start and finish of the set are readily available. The video should be saved in relation to the set on the device, rather than on server, unless the lift is a PB on one of the point-scoring big five lifts. We will be adding a further 5 or so lifts to the big </w:t>
-      </w:r>
-      <w:proofErr w:type="gramStart"/>
-      <w:r>
-        <w:t>five point</w:t>
-      </w:r>
-      <w:proofErr w:type="gramEnd"/>
-      <w:r>
-        <w:t xml:space="preserve"> scorers in time to come, so make sure it saves the video server side if one of the recognised lifts from ‘the big five’ list, knowing the list may be updated in the future. We want the video to be accessible and stored on profile page by default, once trimmed, if it is a PB on one of these lifts, as one of the lifts on the </w:t>
-      </w:r>
-      <w:proofErr w:type="gramStart"/>
-      <w:r>
-        <w:t>users</w:t>
-      </w:r>
-      <w:proofErr w:type="gramEnd"/>
-      <w:r>
-        <w:t xml:space="preserve"> profile page. With option to replace or delete on profile page. Encouragement to trim the video to the start of the first rep and completion of re-rack, or end of last rep, should be strong – we don’t want to waste storage on video of someone setting up for 5 mins. </w:t>
-      </w:r>
-      <w:r>
-        <w:t>Claude code, sonnet or opus for this? Check the repo as it stands and suggest.</w:t>
-      </w:r>
-      <w:r>
-        <w:br/>
-      </w:r>
-      <w:r>
-        <w:br/>
-        <w:t>Can we please add the capacity to edit and manually enter a time for any timed exercise like the plank? Currently requires actual set to be tapped to start/stop, press and hold to restart, this is good, but can we also add the option to manually edit or enter a time? Should be a scroll dial rather than normal numeric entry. Claude code, sonnet or opus for this? Check the repo as it stands and suggest.</w:t>
-      </w:r>
-    </w:p>
     <w:p>
       <w:r>
         <w:br/>
@@ -110,17 +70,6 @@
       </w:r>
     </w:p>
     <w:p>
-      <w:r>
-        <w:t>Make adding</w:t>
-      </w:r>
-      <w:r>
-        <w:t xml:space="preserve"> a new</w:t>
-      </w:r>
-      <w:r>
-        <w:t xml:space="preserve"> coach easy</w:t>
-      </w:r>
-    </w:p>
-    <w:p>
       <w:pPr>
         <w:rPr>
           <w:i/>
@@ -154,89 +103,6 @@
         <w:t>Profile page</w:t>
       </w:r>
     </w:p>
-    <w:p>
-      <w:r>
-        <w:t>Can we completely rebuild the profile page for the app? Should</w:t>
-      </w:r>
-      <w:r>
-        <w:t xml:space="preserve"> start with profile pic and username. Username should be changeable here, and that should update everywhere in the app. Profile pic should be easily changeable here too. Then underneath username, profile pic and short bio, there should</w:t>
-      </w:r>
-      <w:r>
-        <w:t xml:space="preserve"> be able to display the user</w:t>
-      </w:r>
-      <w:r>
-        <w:t>’</w:t>
-      </w:r>
-      <w:r>
-        <w:t xml:space="preserve">s best lifts from the big five based on E1RM excluding RIR, </w:t>
-      </w:r>
-      <w:r>
-        <w:t xml:space="preserve">from their training history </w:t>
-      </w:r>
-      <w:r>
-        <w:t xml:space="preserve">with </w:t>
-      </w:r>
-      <w:r>
-        <w:t>an easy</w:t>
-      </w:r>
-      <w:r>
-        <w:t xml:space="preserve"> option to upload video of relevant lift for proof. Should show heaviest weight lifted per big five lift (normally a single </w:t>
-      </w:r>
-      <w:proofErr w:type="gramStart"/>
-      <w:r>
-        <w:t>rep, but</w:t>
-      </w:r>
-      <w:proofErr w:type="gramEnd"/>
-      <w:r>
-        <w:t xml:space="preserve"> could be multiple reps if they haven’t tried a single at anything heavier according to their history) as well, with easy option to upload video of said lift as proof too. The whole page should look and feel like a </w:t>
-      </w:r>
-      <w:proofErr w:type="spellStart"/>
-      <w:r>
-        <w:t>super premium</w:t>
-      </w:r>
-      <w:proofErr w:type="spellEnd"/>
-      <w:r>
-        <w:t xml:space="preserve"> experience, show casing the lifters achievements on the app to date. Should load </w:t>
-      </w:r>
-      <w:proofErr w:type="spellStart"/>
-      <w:r>
-        <w:t>super fast</w:t>
-      </w:r>
-      <w:proofErr w:type="spellEnd"/>
-      <w:r>
-        <w:t xml:space="preserve">, cache and be accessible </w:t>
-      </w:r>
-      <w:proofErr w:type="gramStart"/>
-      <w:r>
-        <w:t>off line</w:t>
-      </w:r>
-      <w:proofErr w:type="gramEnd"/>
-      <w:r>
-        <w:t xml:space="preserve"> once loaded once. Should flow super seamlessly, be </w:t>
-      </w:r>
-      <w:proofErr w:type="gramStart"/>
-      <w:r>
-        <w:t>really easy</w:t>
-      </w:r>
-      <w:proofErr w:type="gramEnd"/>
-      <w:r>
-        <w:t xml:space="preserve"> to navigate, and give an ultimate high end and clear feel. Underneath the pinned big five lifts there should be an option to upload media of any kind, video or images, that becomes a collection of training related media for the user. This part of the page should be, look like, and function just like profile page of Instagram, apart from colour themes and text fonts should rather be consistent with GoodLift. The top part of the page for displaying best lifts and video proofs of best lifts should be like the bio section of </w:t>
-      </w:r>
-      <w:proofErr w:type="spellStart"/>
-      <w:r>
-        <w:t>instagram</w:t>
-      </w:r>
-      <w:proofErr w:type="spellEnd"/>
-      <w:r>
-        <w:t>, although be taking up a bit more space. There should be a literal bio section as well,</w:t>
-      </w:r>
-      <w:r>
-        <w:t xml:space="preserve"> at the top of the page, right underneath username,</w:t>
-      </w:r>
-      <w:r>
-        <w:t xml:space="preserve"> with linkable text, that should be same word count as Instagram bio for this. Option to easily change profile pic. Option to add story that lasts 24 hours. Doesn’t need the rest of the details currently shown in profile. Just the best five lifts based off E1RM excluding RIR, and the best heaviest weight lifted for each of these lifts, excluding RIR, and linked videos displayed enticingly</w:t>
-      </w:r>
-    </w:p>
     <w:p/>
     <w:p>
       <w:pPr>
@@ -302,23 +168,6 @@
         <w:t>Friend requests approval</w:t>
       </w:r>
     </w:p>
-    <w:p>
-      <w:r>
-        <w:t xml:space="preserve">Can we now also improve the friend adding and accepting experience? As well as the DM experience of the app? Both seem rather outdated. License to start from scratch, should be an easy, seamless experience, easy to look up and add a friend, and for that friend to accept. Once friends are accepted, access to that </w:t>
-      </w:r>
-      <w:proofErr w:type="gramStart"/>
-      <w:r>
-        <w:t>users</w:t>
-      </w:r>
-      <w:proofErr w:type="gramEnd"/>
-      <w:r>
-        <w:t xml:space="preserve"> profile page becomes enabled, and bi-directionally approved friends can send each other messages, upload content to each other, including both videos and images. Push notifications should alert the user on their device if new friend request, new DM, or new comment on post. Current firebase rules I think are set right for this and should be observed / things built around them, unless you see obvious need for change. Can you access them easily yourself? </w:t>
-      </w:r>
-      <w:r>
-        <w:br/>
-      </w:r>
-    </w:p>
-    <w:p/>
     <w:p/>
     <w:p/>
     <w:p>
@@ -427,153 +276,6 @@
         </w:rPr>
       </w:pPr>
       <w:r>
-        <w:t>Can we please update the source code</w:t>
-      </w:r>
-      <w:r>
-        <w:t xml:space="preserve"> and </w:t>
-      </w:r>
-      <w:proofErr w:type="spellStart"/>
-      <w:r>
-        <w:t>firestore</w:t>
-      </w:r>
-      <w:proofErr w:type="spellEnd"/>
-      <w:r>
-        <w:t xml:space="preserve"> structure</w:t>
-      </w:r>
-      <w:r>
-        <w:t xml:space="preserve"> so that the data structure writes </w:t>
-      </w:r>
-      <w:proofErr w:type="spellStart"/>
-      <w:r>
-        <w:t>planned_blocks</w:t>
-      </w:r>
-      <w:proofErr w:type="spellEnd"/>
-      <w:r>
-        <w:t xml:space="preserve"> to users rather than </w:t>
-      </w:r>
-      <w:proofErr w:type="spellStart"/>
-      <w:r>
-        <w:t>planned_blocks</w:t>
-      </w:r>
-      <w:proofErr w:type="spellEnd"/>
-      <w:r>
-        <w:t xml:space="preserve"> existing as its own hierarchy in </w:t>
-      </w:r>
-      <w:proofErr w:type="spellStart"/>
-      <w:r>
-        <w:t>firestore</w:t>
-      </w:r>
-      <w:proofErr w:type="spellEnd"/>
-      <w:r>
-        <w:t xml:space="preserve"> at the same level as users, with a further field, ‘</w:t>
-      </w:r>
-      <w:proofErr w:type="spellStart"/>
-      <w:r>
-        <w:t>userid</w:t>
-      </w:r>
-      <w:proofErr w:type="spellEnd"/>
-      <w:r>
-        <w:t xml:space="preserve">’ sitting in planned blocks. Right </w:t>
-      </w:r>
-      <w:proofErr w:type="gramStart"/>
-      <w:r>
-        <w:t>now</w:t>
-      </w:r>
-      <w:proofErr w:type="gramEnd"/>
-      <w:r>
-        <w:t xml:space="preserve"> it is:</w:t>
-      </w:r>
-      <w:r>
-        <w:br/>
-        <w:t>planned blocks and user</w:t>
-      </w:r>
-      <w:r>
-        <w:t>s</w:t>
-      </w:r>
-      <w:r>
-        <w:t xml:space="preserve"> on one level, you click into planned blocks and then select </w:t>
-      </w:r>
-      <w:proofErr w:type="spellStart"/>
-      <w:r>
-        <w:t>userid</w:t>
-      </w:r>
-      <w:proofErr w:type="spellEnd"/>
-      <w:r>
-        <w:t>, then navigate to the relevant block</w:t>
-      </w:r>
-      <w:r>
-        <w:t xml:space="preserve"> for that user</w:t>
-      </w:r>
-      <w:r>
-        <w:t xml:space="preserve">. </w:t>
-      </w:r>
-      <w:r>
-        <w:br/>
-        <w:t>Can we instead make it so that planned blocks is not the same level as user</w:t>
-      </w:r>
-      <w:r>
-        <w:t>s</w:t>
-      </w:r>
-      <w:r>
-        <w:t xml:space="preserve">, but once you click on user, </w:t>
-      </w:r>
-      <w:proofErr w:type="spellStart"/>
-      <w:r>
-        <w:t>planned_blocks</w:t>
-      </w:r>
-      <w:proofErr w:type="spellEnd"/>
-      <w:r>
-        <w:t xml:space="preserve"> is in the next level</w:t>
-      </w:r>
-      <w:r>
-        <w:t xml:space="preserve"> down</w:t>
-      </w:r>
-      <w:r>
-        <w:t xml:space="preserve"> in users, </w:t>
-      </w:r>
-      <w:r>
-        <w:t xml:space="preserve">so would sit </w:t>
-      </w:r>
-      <w:proofErr w:type="spellStart"/>
-      <w:r>
-        <w:t xml:space="preserve">along </w:t>
-      </w:r>
-      <w:r>
-        <w:lastRenderedPageBreak/>
-        <w:t>side</w:t>
-      </w:r>
-      <w:proofErr w:type="spellEnd"/>
-      <w:r>
-        <w:t xml:space="preserve"> profile and </w:t>
-      </w:r>
-      <w:proofErr w:type="spellStart"/>
-      <w:r>
-        <w:t>re_cache</w:t>
-      </w:r>
-      <w:proofErr w:type="spellEnd"/>
-      <w:r>
-        <w:t xml:space="preserve"> in this example screenshot. How easy is it to change the source code so everywhere these fields are written to or read from its taken care of, and to change the actual data structure currently in </w:t>
-      </w:r>
-      <w:proofErr w:type="spellStart"/>
-      <w:r>
-        <w:t>firestore</w:t>
-      </w:r>
-      <w:proofErr w:type="spellEnd"/>
-      <w:r>
-        <w:t xml:space="preserve">, so the current data does not get lost but moves </w:t>
-      </w:r>
-      <w:proofErr w:type="spellStart"/>
-      <w:r>
-        <w:t>succesfully</w:t>
-      </w:r>
-      <w:proofErr w:type="spellEnd"/>
-      <w:r>
-        <w:br/>
-      </w:r>
-      <w:r>
-        <w:br/>
-      </w:r>
-      <w:r>
         <w:rPr>
           <w:i/>
           <w:iCs/>
@@ -587,20 +289,248 @@
         </w:rPr>
         <w:t>updates</w:t>
       </w:r>
-      <w:r>
-        <w:br/>
-      </w:r>
-      <w:r>
-        <w:br/>
-      </w:r>
-      <w:r>
-        <w:br/>
-      </w:r>
-      <w:r>
+    </w:p>
+    <w:p>
+      <w:pPr>
         <w:rPr>
           <w:i/>
           <w:iCs/>
         </w:rPr>
+      </w:pPr>
+    </w:p>
+    <w:p>
+      <w:r>
+        <w:rPr>
+          <w:i/>
+          <w:iCs/>
+        </w:rPr>
+        <w:t>Coach Recap</w:t>
+      </w:r>
+    </w:p>
+    <w:p>
+      <w:pPr>
+        <w:rPr>
+          <w:i/>
+          <w:iCs/>
+        </w:rPr>
+      </w:pPr>
+      <w:r>
+        <w:t xml:space="preserve">Can we please update the coach recap screen settings to include options for different tiers of coaching service? We want: </w:t>
+      </w:r>
+      <w:r>
+        <w:br/>
+        <w:t>In-Person (top tier),</w:t>
+      </w:r>
+      <w:r>
+        <w:br/>
+        <w:t xml:space="preserve">Full online service, </w:t>
+      </w:r>
+      <w:r>
+        <w:br/>
+        <w:t>8-week program</w:t>
+      </w:r>
+      <w:r>
+        <w:br/>
+        <w:t>Prospective</w:t>
+      </w:r>
+      <w:r>
+        <w:br/>
+      </w:r>
+      <w:r>
+        <w:br/>
+        <w:t xml:space="preserve">The same metrics for each should be displayed across all tiers, and we’d like categorisation and sorting by category in the recap list. </w:t>
+      </w:r>
+      <w:proofErr w:type="gramStart"/>
+      <w:r>
+        <w:t>So</w:t>
+      </w:r>
+      <w:proofErr w:type="gramEnd"/>
+      <w:r>
+        <w:t xml:space="preserve"> where it displays all selected athletes by alphabetical </w:t>
+      </w:r>
+      <w:proofErr w:type="gramStart"/>
+      <w:r>
+        <w:t>at the moment</w:t>
+      </w:r>
+      <w:proofErr w:type="gramEnd"/>
+      <w:r>
+        <w:t xml:space="preserve">, we want it displaying by category – in person first, then full online, then </w:t>
+      </w:r>
+      <w:proofErr w:type="gramStart"/>
+      <w:r>
+        <w:t>8 week</w:t>
+      </w:r>
+      <w:proofErr w:type="gramEnd"/>
+      <w:r>
+        <w:t xml:space="preserve"> program, then prospective, and alphabetised within each category. </w:t>
+      </w:r>
+      <w:r>
+        <w:br/>
+        <w:t xml:space="preserve">While we are here can we also reduce the wording being generated for the prompt message? </w:t>
+      </w:r>
+      <w:proofErr w:type="gramStart"/>
+      <w:r>
+        <w:t>So</w:t>
+      </w:r>
+      <w:proofErr w:type="gramEnd"/>
+      <w:r>
+        <w:t xml:space="preserve"> </w:t>
+      </w:r>
+      <w:proofErr w:type="gramStart"/>
+      <w:r>
+        <w:t>at the moment</w:t>
+      </w:r>
+      <w:proofErr w:type="gramEnd"/>
+      <w:r>
+        <w:t xml:space="preserve"> the messages using too many words, </w:t>
+      </w:r>
+      <w:proofErr w:type="spellStart"/>
+      <w:r>
+        <w:t>im</w:t>
+      </w:r>
+      <w:proofErr w:type="spellEnd"/>
+      <w:r>
+        <w:t xml:space="preserve"> deleting much of it and just retaining the actual performance metric I am commenting </w:t>
+      </w:r>
+      <w:proofErr w:type="gramStart"/>
+      <w:r>
+        <w:t>on, and</w:t>
+      </w:r>
+      <w:proofErr w:type="gramEnd"/>
+      <w:r>
+        <w:t xml:space="preserve"> writing my own brief comment around it. </w:t>
+      </w:r>
+      <w:proofErr w:type="gramStart"/>
+      <w:r>
+        <w:t>So</w:t>
+      </w:r>
+      <w:proofErr w:type="gramEnd"/>
+      <w:r>
+        <w:t xml:space="preserve"> what we’d like instead for the draft message is just a list of each of the noteworthy achievements, stating the amount lifted and the reps done. If it’s a new E1RM PB, then the words ‘New E1RM PB of [xx]’ as well. So might look like:</w:t>
+      </w:r>
+      <w:r>
+        <w:br/>
+      </w:r>
+      <w:r>
+        <w:br/>
+        <w:t>[150kg] [X/for] [8] reps on the [bench press]</w:t>
+      </w:r>
+      <w:r>
+        <w:t xml:space="preserve"> – if just rep target PB</w:t>
+      </w:r>
+      <w:r>
+        <w:br/>
+      </w:r>
+      <w:r>
+        <w:t>[150kg] [X/for] [8] reps on the [bench press]</w:t>
+      </w:r>
+      <w:r>
+        <w:t xml:space="preserve">, New E1RM PB of [190kg] – If it is also a new E1RM PB. </w:t>
+      </w:r>
+      <w:r>
+        <w:br/>
+      </w:r>
+      <w:r>
+        <w:lastRenderedPageBreak/>
+        <w:t>For weigh-ins can we remove the ‘Hey [man/bro/name]’ so that it just says the corresponding encouragement/commandment</w:t>
+      </w:r>
+      <w:r>
+        <w:br/>
+        <w:t>‘Can I get you to weigh in please?’</w:t>
+      </w:r>
+      <w:r>
+        <w:br/>
+        <w:t>‘Nice work on the diet, weight coming down’</w:t>
+      </w:r>
+      <w:r>
+        <w:br/>
+        <w:t xml:space="preserve">And other examples we already have are fine, just remove the person addressing, </w:t>
+      </w:r>
+      <w:proofErr w:type="spellStart"/>
+      <w:proofErr w:type="gramStart"/>
+      <w:r>
+        <w:t>its</w:t>
+      </w:r>
+      <w:proofErr w:type="spellEnd"/>
+      <w:proofErr w:type="gramEnd"/>
+      <w:r>
+        <w:t xml:space="preserve"> done earlier already.</w:t>
+      </w:r>
+      <w:r>
+        <w:br/>
+      </w:r>
+      <w:r>
+        <w:br/>
+        <w:t xml:space="preserve">Also, not sure if the indicating the days trained on has worked? </w:t>
+      </w:r>
+      <w:proofErr w:type="spellStart"/>
+      <w:r>
+        <w:t>Its</w:t>
+      </w:r>
+      <w:proofErr w:type="spellEnd"/>
+      <w:r>
+        <w:t xml:space="preserve"> just got a dash next to each </w:t>
+      </w:r>
+      <w:proofErr w:type="gramStart"/>
+      <w:r>
+        <w:t>week day</w:t>
+      </w:r>
+      <w:proofErr w:type="gramEnd"/>
+      <w:r>
+        <w:t xml:space="preserve"> for the coverage concerned, even when the athlete has trained on 4 of those days.  </w:t>
+      </w:r>
+      <w:proofErr w:type="gramStart"/>
+      <w:r>
+        <w:t>Also</w:t>
+      </w:r>
+      <w:proofErr w:type="gramEnd"/>
+      <w:r>
+        <w:t xml:space="preserve"> not sure if the x/x planned is showing relating to the coverage mentioned or the current week? If Monday recap, should show previous week, if Thursday recap, should show current week</w:t>
+      </w:r>
+      <w:r>
+        <w:br/>
+      </w:r>
+      <w:r>
+        <w:br/>
+        <w:t>Where it shows the pill ‘weigh-in overdue’ can we include next to that on the same line, the date of the last weigh in, and the recorded entry please.</w:t>
+      </w:r>
+      <w:r>
+        <w:br/>
+      </w:r>
+      <w:r>
+        <w:br/>
+        <w:t xml:space="preserve">Can we have the </w:t>
+      </w:r>
+      <w:proofErr w:type="spellStart"/>
+      <w:r>
+        <w:t>claude</w:t>
+      </w:r>
+      <w:proofErr w:type="spellEnd"/>
+      <w:r>
+        <w:t xml:space="preserve"> code prompt to make these updates please, run the version bump and build skill once all relevant tests are passed and he is happy it is his best </w:t>
+      </w:r>
+      <w:proofErr w:type="gramStart"/>
+      <w:r>
+        <w:t>work  and</w:t>
+      </w:r>
+      <w:proofErr w:type="gramEnd"/>
+      <w:r>
+        <w:t xml:space="preserve"> no parts left out or corners cut. Get it up to requirements first, then run the skill, in this one prompt.</w:t>
+      </w:r>
+      <w:r>
+        <w:br/>
+      </w:r>
+      <w:r>
+        <w:br/>
+      </w:r>
+      <w:r>
+        <w:br/>
+      </w:r>
+      <w:r>
+        <w:rPr>
+          <w:i/>
+          <w:iCs/>
+        </w:rPr>
         <w:t>Boring bits</w:t>
       </w:r>
       <w:r>
@@ -646,6 +576,7 @@
         <w:br/>
       </w:r>
       <w:r>
+        <w:lastRenderedPageBreak/>
         <w:t>Hi Aja, your workout is ready. For today’s added conditioning stimulus, a live bear has been programmed to attack at an undisclosed time. Good luck.</w:t>
       </w:r>
     </w:p>
@@ -731,7 +662,6 @@
         <w:br/>
       </w:r>
       <w:r>
-        <w:lastRenderedPageBreak/>
         <w:br/>
         <w:t>Hi Mike, this is your friendly reminder to do better.</w:t>
       </w:r>
@@ -838,6 +768,7 @@
         <w:rPr>
           <w:lang w:val="en-US"/>
         </w:rPr>
+        <w:lastRenderedPageBreak/>
         <w:t>Version</w:t>
       </w:r>
       <w:r>
@@ -895,13 +826,7 @@
     </w:p>
     <w:p>
       <w:r>
-        <w:t xml:space="preserve">There is also an unrelated recent change to wes2 we have worked on in parallel that can be </w:t>
-      </w:r>
-      <w:r>
-        <w:t>committed</w:t>
-      </w:r>
-      <w:r>
-        <w:t>/pushed/deployed along with the next for this thread together</w:t>
+        <w:t>There is also an unrelated recent change to wes2 we have worked on in parallel that can be committed/pushed/deployed along with the next for this thread together</w:t>
       </w:r>
     </w:p>
     <w:p>
@@ -2437,6 +2362,7 @@
   <w:style w:type="character" w:default="1" w:styleId="DefaultParagraphFont">
     <w:name w:val="Default Paragraph Font"/>
     <w:uiPriority w:val="1"/>
+    <w:semiHidden/>
     <w:unhideWhenUsed/>
   </w:style>
   <w:style w:type="table" w:default="1" w:styleId="TableNormal">
